--- a/docs/test-documents/beluga-handbook-NO-hours.docx
+++ b/docs/test-documents/beluga-handbook-NO-hours.docx
@@ -7,37 +7,7 @@
         <w:pStyle w:val="Heading1"/>
       </w:pPr>
       <w:r>
-        <w:t>Beluga Group - Service Handbook</w:t>
-      </w:r>
-    </w:p>
-    <w:p/>
-    <w:p>
-      <w:r>
-        <w:t>Bathroom remodeling across Miami-Dade and Broward.</w:t>
-      </w:r>
-    </w:p>
-    <w:p/>
-    <w:p>
-      <w:pPr>
-        <w:pStyle w:val="Heading1"/>
-      </w:pPr>
-      <w:r>
-        <w:t>Services</w:t>
-      </w:r>
-    </w:p>
-    <w:p>
-      <w:r>
-        <w:t>Full bathroom renovation - from $12,000, three to four weeks.</w:t>
-      </w:r>
-    </w:p>
-    <w:p>
-      <w:r>
-        <w:t>Shower and tub conversion - from $4,500, five to seven days.</w:t>
-      </w:r>
-    </w:p>
-    <w:p>
-      <w:r>
-        <w:t>Vanity and fixture replacement - from $1,200, two days.</w:t>
+        <w:t>Beluga Group - Payment and warranty</w:t>
       </w:r>
     </w:p>
     <w:p/>
@@ -52,6 +22,20 @@
     <w:p>
       <w:r>
         <w:t>50% deposit to schedule, balance on completion. Cards and bank transfer.</w:t>
+      </w:r>
+    </w:p>
+    <w:p/>
+    <w:p>
+      <w:pPr>
+        <w:pStyle w:val="Heading1"/>
+      </w:pPr>
+      <w:r>
+        <w:t>Warranty</w:t>
+      </w:r>
+    </w:p>
+    <w:p>
+      <w:r>
+        <w:t>Two years on labour, manufacturer terms on fittings.</w:t>
       </w:r>
     </w:p>
     <w:p/>
